--- a/intake/tara-park-od.docx
+++ b/intake/tara-park-od.docx
@@ -1679,20 +1679,7 @@
               <w:rPr/>
             </w:pPr>
             <w:r>
-              <w:rPr>
-                <w:rtl w:val="0"/>
-              </w:rPr>
-            </w:r>
-          </w:p>
-          <w:p>
-            <w:pPr>
-              <w:spacing w:after="160" w:lineRule="auto"/>
-              <w:rPr/>
-            </w:pPr>
-            <w:r>
-              <w:rPr>
-                <w:rtl w:val="0"/>
-              </w:rPr>
+              <w:t xml:space="preserve">Boloroo (салбарын эзэн): хүлээлгэн өгсөн чатуудад тэр хариулна</w:t>
             </w:r>
           </w:p>
         </w:tc>
@@ -3735,8 +3722,6 @@
               <w:t xml:space="preserve">SPECIAL: 120,000₮</w:t>
               <w:br/>
               <w:t xml:space="preserve">Мастер: 99,000₮</w:t>
-              <w:br/>
-              <w:t xml:space="preserve">1-р зэрэг: 66,000₮</w:t>
             </w:r>
           </w:p>
         </w:tc>
@@ -10270,37 +10255,33 @@
               <w:rPr/>
             </w:pPr>
             <w:r>
-              <w:rPr>
-                <w:rtl w:val="0"/>
-              </w:rPr>
-            </w:r>
-          </w:p>
-        </w:tc>
-        <w:tc>
-          <w:tcPr>
-            <w:tcBorders>
-              <w:top w:color="cbd5e1" w:space="0" w:sz="4" w:val="single"/>
-              <w:left w:color="cbd5e1" w:space="0" w:sz="4" w:val="single"/>
-              <w:bottom w:color="cbd5e1" w:space="0" w:sz="4" w:val="single"/>
-              <w:right w:color="cbd5e1" w:space="0" w:sz="4" w:val="single"/>
-            </w:tcBorders>
-            <w:tcMar>
-              <w:top w:w="90.0" w:type="dxa"/>
-              <w:left w:w="140.0" w:type="dxa"/>
-              <w:bottom w:w="90.0" w:type="dxa"/>
-              <w:right w:w="140.0" w:type="dxa"/>
-            </w:tcMar>
-            <w:vAlign w:val="center"/>
-          </w:tcPr>
-          <w:p>
-            <w:pPr>
-              <w:spacing w:after="40" w:before="40" w:lineRule="auto"/>
-              <w:rPr/>
-            </w:pPr>
-            <w:r>
-              <w:rPr>
-                <w:rtl w:val="0"/>
-              </w:rPr>
+              <w:t xml:space="preserve">Урьдчилгаа төлбөр үйлчилгээний үнээс хасагдах уу?</w:t>
+            </w:r>
+          </w:p>
+        </w:tc>
+        <w:tc>
+          <w:tcPr>
+            <w:tcBorders>
+              <w:top w:color="cbd5e1" w:space="0" w:sz="4" w:val="single"/>
+              <w:left w:color="cbd5e1" w:space="0" w:sz="4" w:val="single"/>
+              <w:bottom w:color="cbd5e1" w:space="0" w:sz="4" w:val="single"/>
+              <w:right w:color="cbd5e1" w:space="0" w:sz="4" w:val="single"/>
+            </w:tcBorders>
+            <w:tcMar>
+              <w:top w:w="90.0" w:type="dxa"/>
+              <w:left w:w="140.0" w:type="dxa"/>
+              <w:bottom w:w="90.0" w:type="dxa"/>
+              <w:right w:w="140.0" w:type="dxa"/>
+            </w:tcMar>
+            <w:vAlign w:val="center"/>
+          </w:tcPr>
+          <w:p>
+            <w:pPr>
+              <w:spacing w:after="40" w:before="40" w:lineRule="auto"/>
+              <w:rPr/>
+            </w:pPr>
+            <w:r>
+              <w:t xml:space="preserve">Урьдчилгаа төлбөр үйлчилгээний үнээс хасагдаж тооцогдоно.</w:t>
             </w:r>
           </w:p>
         </w:tc>
@@ -10333,38 +10314,34 @@
               <w:rPr/>
             </w:pPr>
             <w:r>
-              <w:rPr>
-                <w:rtl w:val="0"/>
-              </w:rPr>
-            </w:r>
-          </w:p>
-        </w:tc>
-        <w:tc>
-          <w:tcPr>
-            <w:tcBorders>
-              <w:top w:color="cbd5e1" w:space="0" w:sz="4" w:val="single"/>
-              <w:left w:color="cbd5e1" w:space="0" w:sz="4" w:val="single"/>
-              <w:bottom w:color="cbd5e1" w:space="0" w:sz="4" w:val="single"/>
-              <w:right w:color="cbd5e1" w:space="0" w:sz="4" w:val="single"/>
-            </w:tcBorders>
-            <w:shd w:fill="f1f5f9" w:val="clear"/>
-            <w:tcMar>
-              <w:top w:w="90.0" w:type="dxa"/>
-              <w:left w:w="140.0" w:type="dxa"/>
-              <w:bottom w:w="90.0" w:type="dxa"/>
-              <w:right w:w="140.0" w:type="dxa"/>
-            </w:tcMar>
-            <w:vAlign w:val="center"/>
-          </w:tcPr>
-          <w:p>
-            <w:pPr>
-              <w:spacing w:after="40" w:before="40" w:lineRule="auto"/>
-              <w:rPr/>
-            </w:pPr>
-            <w:r>
-              <w:rPr>
-                <w:rtl w:val="0"/>
-              </w:rPr>
+              <w:t xml:space="preserve">Зээлийн аппаар төлбөр төлж болох уу?</w:t>
+            </w:r>
+          </w:p>
+        </w:tc>
+        <w:tc>
+          <w:tcPr>
+            <w:tcBorders>
+              <w:top w:color="cbd5e1" w:space="0" w:sz="4" w:val="single"/>
+              <w:left w:color="cbd5e1" w:space="0" w:sz="4" w:val="single"/>
+              <w:bottom w:color="cbd5e1" w:space="0" w:sz="4" w:val="single"/>
+              <w:right w:color="cbd5e1" w:space="0" w:sz="4" w:val="single"/>
+            </w:tcBorders>
+            <w:shd w:fill="f1f5f9" w:val="clear"/>
+            <w:tcMar>
+              <w:top w:w="90.0" w:type="dxa"/>
+              <w:left w:w="140.0" w:type="dxa"/>
+              <w:bottom w:w="90.0" w:type="dxa"/>
+              <w:right w:w="140.0" w:type="dxa"/>
+            </w:tcMar>
+            <w:vAlign w:val="center"/>
+          </w:tcPr>
+          <w:p>
+            <w:pPr>
+              <w:spacing w:after="40" w:before="40" w:lineRule="auto"/>
+              <w:rPr/>
+            </w:pPr>
+            <w:r>
+              <w:t xml:space="preserve">Одоогоор зээлийн аппаар төлбөр авдаггүй.</w:t>
             </w:r>
           </w:p>
         </w:tc>
@@ -10396,37 +10373,33 @@
               <w:rPr/>
             </w:pPr>
             <w:r>
-              <w:rPr>
-                <w:rtl w:val="0"/>
-              </w:rPr>
-            </w:r>
-          </w:p>
-        </w:tc>
-        <w:tc>
-          <w:tcPr>
-            <w:tcBorders>
-              <w:top w:color="cbd5e1" w:space="0" w:sz="4" w:val="single"/>
-              <w:left w:color="cbd5e1" w:space="0" w:sz="4" w:val="single"/>
-              <w:bottom w:color="cbd5e1" w:space="0" w:sz="4" w:val="single"/>
-              <w:right w:color="cbd5e1" w:space="0" w:sz="4" w:val="single"/>
-            </w:tcBorders>
-            <w:tcMar>
-              <w:top w:w="90.0" w:type="dxa"/>
-              <w:left w:w="140.0" w:type="dxa"/>
-              <w:bottom w:w="90.0" w:type="dxa"/>
-              <w:right w:w="140.0" w:type="dxa"/>
-            </w:tcMar>
-            <w:vAlign w:val="center"/>
-          </w:tcPr>
-          <w:p>
-            <w:pPr>
-              <w:spacing w:after="40" w:before="40" w:lineRule="auto"/>
-              <w:rPr/>
-            </w:pPr>
-            <w:r>
-              <w:rPr>
-                <w:rtl w:val="0"/>
-              </w:rPr>
+              <w:t xml:space="preserve">Ямар брэндийн будаг хэрэглэдэг вэ?</w:t>
+            </w:r>
+          </w:p>
+        </w:tc>
+        <w:tc>
+          <w:tcPr>
+            <w:tcBorders>
+              <w:top w:color="cbd5e1" w:space="0" w:sz="4" w:val="single"/>
+              <w:left w:color="cbd5e1" w:space="0" w:sz="4" w:val="single"/>
+              <w:bottom w:color="cbd5e1" w:space="0" w:sz="4" w:val="single"/>
+              <w:right w:color="cbd5e1" w:space="0" w:sz="4" w:val="single"/>
+            </w:tcBorders>
+            <w:tcMar>
+              <w:top w:w="90.0" w:type="dxa"/>
+              <w:left w:w="140.0" w:type="dxa"/>
+              <w:bottom w:w="90.0" w:type="dxa"/>
+              <w:right w:w="140.0" w:type="dxa"/>
+            </w:tcMar>
+            <w:vAlign w:val="center"/>
+          </w:tcPr>
+          <w:p>
+            <w:pPr>
+              <w:spacing w:after="40" w:before="40" w:lineRule="auto"/>
+              <w:rPr/>
+            </w:pPr>
+            <w:r>
+              <w:t xml:space="preserve">Энэ талаар манай ажилтан танд хариулна. Та 76001888 дугаараар холбогдоно уу.</w:t>
             </w:r>
           </w:p>
         </w:tc>

--- a/intake/tara-park-od.docx
+++ b/intake/tara-park-od.docx
@@ -1133,7 +1133,7 @@
               <w:rPr/>
             </w:pPr>
             <w:r>
-              <w:t xml:space="preserve">76001888</w:t>
+              <w:t xml:space="preserve">99076874</w:t>
             </w:r>
           </w:p>
         </w:tc>
@@ -10399,7 +10399,7 @@
               <w:rPr/>
             </w:pPr>
             <w:r>
-              <w:t xml:space="preserve">Энэ талаар манай ажилтан танд хариулна. Та 76001888 дугаараар холбогдоно уу.</w:t>
+              <w:t xml:space="preserve">Энэ талаар манай ажилтан танд хариулна. Та 99076874 дугаараар холбогдоно уу.</w:t>
             </w:r>
           </w:p>
         </w:tc>

--- a/intake/tara-park-od.docx
+++ b/intake/tara-park-od.docx
@@ -10432,38 +10432,34 @@
               <w:rPr/>
             </w:pPr>
             <w:r>
-              <w:rPr>
-                <w:rtl w:val="0"/>
-              </w:rPr>
-            </w:r>
-          </w:p>
-        </w:tc>
-        <w:tc>
-          <w:tcPr>
-            <w:tcBorders>
-              <w:top w:color="cbd5e1" w:space="0" w:sz="4" w:val="single"/>
-              <w:left w:color="cbd5e1" w:space="0" w:sz="4" w:val="single"/>
-              <w:bottom w:color="cbd5e1" w:space="0" w:sz="4" w:val="single"/>
-              <w:right w:color="cbd5e1" w:space="0" w:sz="4" w:val="single"/>
-            </w:tcBorders>
-            <w:shd w:fill="f1f5f9" w:val="clear"/>
-            <w:tcMar>
-              <w:top w:w="90.0" w:type="dxa"/>
-              <w:left w:w="140.0" w:type="dxa"/>
-              <w:bottom w:w="90.0" w:type="dxa"/>
-              <w:right w:w="140.0" w:type="dxa"/>
-            </w:tcMar>
-            <w:vAlign w:val="center"/>
-          </w:tcPr>
-          <w:p>
-            <w:pPr>
-              <w:spacing w:after="40" w:before="40" w:lineRule="auto"/>
-              <w:rPr/>
-            </w:pPr>
-            <w:r>
-              <w:rPr>
-                <w:rtl w:val="0"/>
-              </w:rPr>
+              <w:t xml:space="preserve">Заавал эхлээд урьдчилгаа төлөх үү?</w:t>
+            </w:r>
+          </w:p>
+        </w:tc>
+        <w:tc>
+          <w:tcPr>
+            <w:tcBorders>
+              <w:top w:color="cbd5e1" w:space="0" w:sz="4" w:val="single"/>
+              <w:left w:color="cbd5e1" w:space="0" w:sz="4" w:val="single"/>
+              <w:bottom w:color="cbd5e1" w:space="0" w:sz="4" w:val="single"/>
+              <w:right w:color="cbd5e1" w:space="0" w:sz="4" w:val="single"/>
+            </w:tcBorders>
+            <w:shd w:fill="f1f5f9" w:val="clear"/>
+            <w:tcMar>
+              <w:top w:w="90.0" w:type="dxa"/>
+              <w:left w:w="140.0" w:type="dxa"/>
+              <w:bottom w:w="90.0" w:type="dxa"/>
+              <w:right w:w="140.0" w:type="dxa"/>
+            </w:tcMar>
+            <w:vAlign w:val="center"/>
+          </w:tcPr>
+          <w:p>
+            <w:pPr>
+              <w:spacing w:after="40" w:before="40" w:lineRule="auto"/>
+              <w:rPr/>
+            </w:pPr>
+            <w:r>
+              <w:t xml:space="preserve">Онлайнаар цаг захиалахад урьдчилгаа төлбөр төлж, цагаа баталгаажуулна. Урьдчилгаа төлбөр үйлчилгээний үнээс хасагдаж тооцогдоно. Цагаа эндээс захиална уу: https://www.matrixecosalon.org/</w:t>
             </w:r>
           </w:p>
         </w:tc>

--- a/intake/tara-park-od.docx
+++ b/intake/tara-park-od.docx
@@ -3836,8 +3836,6 @@
             </w:pPr>
             <w:r>
               <w:t xml:space="preserve">69,000₮</w:t>
-              <w:br/>
-              <w:t xml:space="preserve">SPECIAL: 89,000₮</w:t>
             </w:r>
           </w:p>
         </w:tc>
